--- a/ket-qua-thncd/M170. Quyet dinh phan cong ca nhan giup do nguoi chap hanh xong hinh phat tu.docx
+++ b/ket-qua-thncd/M170. Quyet dinh phan cong ca nhan giup do nguoi chap hanh xong hinh phat tu.docx
@@ -204,7 +204,17 @@
                 <w:i/>
                 <w:sz w:val="20"/>
               </w:rPr>
-              <w:t>Hàng Gòn</w:t>
+              <w:t xml:space="preserve"/>
+            </w:r>
+            <w:r>
+              <w:rPr>
+                <w:rFonts w:ascii="Times New Roman" w:hAnsi="Times New Roman"/>
+                <w:b w:val="0"/>
+                <w:i/>
+                <w:sz w:val="28"/>
+                <w:szCs w:val="28"/>
+              </w:rPr>
+              <w:t xml:space="preserve">Hàng Gòn</w:t>
             </w:r>
             <w:r>
               <w:rPr>
@@ -715,6 +725,14 @@
           <w:sz w:val="26"/>
           <w:szCs w:val="26"/>
         </w:rPr>
+        <w:t xml:space="preserve"/>
+      </w:r>
+      <w:r>
+        <w:rPr>
+          <w:b/>
+          <w:sz w:val="26"/>
+          <w:szCs w:val="26"/>
+        </w:rPr>
         <w:t xml:space="preserve"> PHƯỜNG HÀNG GÒN</w:t>
       </w:r>
       <w:r>
@@ -1245,8 +1263,8 @@
       </w:r>
       <w:r>
         <w:rPr>
-          <w:sz w:val="26"/>
-          <w:szCs w:val="26"/>
+          <w:sz w:val="28"/>
+          <w:szCs w:val="28"/>
           <w:highlight w:val="yellow"/>
           <w:lang w:val="pt-BR"/>
         </w:rPr>
@@ -1363,8 +1381,8 @@
         <w:rPr>
           <w:rFonts w:ascii="Times New Roman" w:hAnsi="Times New Roman"/>
           <w:color w:val="auto"/>
-          <w:sz w:val="26"/>
-          <w:szCs w:val="26"/>
+          <w:sz w:val="28"/>
+          <w:szCs w:val="28"/>
           <w:highlight w:val="yellow"/>
         </w:rPr>
         <w:t xml:space="preserve"> {NOILAMVIEC}</w:t>
@@ -1686,8 +1704,8 @@
         <w:rPr>
           <w:rFonts w:ascii="Times New Roman" w:hAnsi="Times New Roman"/>
           <w:color w:val="auto"/>
-          <w:sz w:val="26"/>
-          <w:szCs w:val="26"/>
+          <w:sz w:val="28"/>
+          <w:szCs w:val="28"/>
           <w:highlight w:val="yellow"/>
         </w:rPr>
         <w:t xml:space="preserve"> {HOTEN}</w:t>
@@ -1759,8 +1777,8 @@
         <w:rPr>
           <w:rFonts w:ascii="Times New Roman" w:hAnsi="Times New Roman"/>
           <w:color w:val="auto"/>
-          <w:sz w:val="26"/>
-          <w:szCs w:val="26"/>
+          <w:sz w:val="28"/>
+          <w:szCs w:val="28"/>
           <w:highlight w:val="yellow"/>
         </w:rPr>
         <w:t xml:space="preserve"> {GIOITINH}</w:t>
@@ -1869,8 +1887,8 @@
         <w:rPr>
           <w:rFonts w:ascii="Times New Roman" w:hAnsi="Times New Roman"/>
           <w:color w:val="auto"/>
-          <w:sz w:val="26"/>
-          <w:szCs w:val="26"/>
+          <w:sz w:val="28"/>
+          <w:szCs w:val="28"/>
           <w:highlight w:val="yellow"/>
         </w:rPr>
         <w:t xml:space="preserve"> {NGAYSINH}/{THANGSINH}/{NAMSINH}</w:t>
@@ -2086,8 +2104,8 @@
         <w:rPr>
           <w:rFonts w:ascii="Times New Roman" w:hAnsi="Times New Roman"/>
           <w:color w:val="auto"/>
-          <w:sz w:val="26"/>
-          <w:szCs w:val="26"/>
+          <w:sz w:val="28"/>
+          <w:szCs w:val="28"/>
           <w:highlight w:val="yellow"/>
         </w:rPr>
         <w:t xml:space="preserve"> {TENCHA}</w:t>
@@ -2175,7 +2193,8 @@
         <w:rPr>
           <w:rFonts w:ascii="Times New Roman" w:hAnsi="Times New Roman"/>
           <w:color w:val="auto"/>
-          <w:sz w:val="20"/>
+          <w:sz w:val="28"/>
+          <w:szCs w:val="28"/>
           <w:highlight w:val="yellow"/>
         </w:rPr>
         <w:t xml:space="preserve"> {TENME}</w:t>
@@ -3069,6 +3088,14 @@
         <w:rPr>
           <w:spacing w:val="-4"/>
           <w:sz w:val="26"/>
+        </w:rPr>
+        <w:t xml:space="preserve"/>
+      </w:r>
+      <w:r>
+        <w:rPr>
+          <w:spacing w:val="-4"/>
+          <w:sz w:val="28"/>
+          <w:szCs w:val="28"/>
         </w:rPr>
         <w:t xml:space="preserve"> phường Hàng Gòn</w:t>
       </w:r>
